--- a/companies/calderwood-partners/Engagements/Scott, Smith and Edwards/2011.04.03 - Status Report - Scott, Smith and Edwards v2 FINAL.docx
+++ b/companies/calderwood-partners/Engagements/Scott, Smith and Edwards/2011.04.03 - Status Report - Scott, Smith and Edwards v2 FINAL.docx
@@ -12,7 +12,7 @@
     </w:p>
     <w:p>
       <w:r>
-        <w:t>Prepared by Deborah Allen, Consultant, Advisory, for the client leadership team. This report answers four questions: where the operating model work stands now that we are about halfway through, what the team completed since the last update, what the second half will produce, and what could get in the way. I have kept the account plain and left my own read to a short note at the end.</w:t>
+        <w:t>This report covers work through 3 April 2011. Deborah Allen prepared it for the executive sponsor at Scott, Smith and Edwards. Jason Torres, Principal, leads the engagement and will carry the open items into the standing review. I have kept the report close to the evidence. Where a figure rests on something I have not confirmed, I say so.</w:t>
       </w:r>
     </w:p>
     <w:p>
@@ -20,12 +20,12 @@
         <w:pStyle w:val="Heading2"/>
       </w:pPr>
       <w:r>
-        <w:t>Where the work stands</w:t>
+        <w:t>Where things stand</w:t>
       </w:r>
     </w:p>
     <w:p>
       <w:r>
-        <w:t>The engagement was set up to answer one question for the leadership team at Scott, Smith and Edwards: what operating model would let the firm deliver its core services at a lower cost to serve without giving up the responsiveness clients count on. The first half of the work has answered the front of that question by establishing how the organization runs today. We now hold an agreed picture of the current state, and the work turns from describing the business to designing the model that should replace parts of it. In plain terms, the assessment is closed and the design is open. Nothing we have found so far has changed the scope set out in the engagement letter or the timeline we planned around. On cost, the work is running within the fixed fee of $106,000 we set at the start, and the effort spent lines up with being about halfway through.</w:t>
+        <w:t>We are at the halfway mark, and the engagement is on plan. The work turned this month from describing how the client runs its digital operation today to designing how it should run. The current-state picture is finished, and the client has seen it and accepted it. Nothing now open threatens the timeline. One figure in the cost baseline rests on an assumption I have not been able to confirm, and I have set it out below instead of letting it pass unremarked. That is the only item I would not yet call clean.</w:t>
       </w:r>
     </w:p>
     <w:p>
@@ -33,44 +33,27 @@
         <w:pStyle w:val="Heading2"/>
       </w:pPr>
       <w:r>
-        <w:t>Finished this period</w:t>
+        <w:t>What we finished this period</w:t>
       </w:r>
     </w:p>
     <w:p>
       <w:r>
-        <w:t>Since the last update the team closed out the current-state assessment and made a start on the design. The pieces that reached a stopping point this period are these:</w:t>
+        <w:t>The current-state map of the digital operating model is done. It records who decides what, where the work sits, and what the client spends to run it. I built it from the system inventory, the recent spend history, and interviews with the managers who own each piece. Most of the picture held together under the interviews. Two things did not, and both are worth the executive's attention.</w:t>
       </w:r>
     </w:p>
     <w:p>
-      <w:pPr>
-        <w:pStyle w:val="ListBullet"/>
-      </w:pPr>
       <w:r>
-        <w:t>The core service processes are mapped end to end across the functions in scope. Cycle times and hand-offs were taken from the transaction records where we could get them, not from interviews alone, so the map reflects how the work actually moves and not only how people describe it.</w:t>
+        <w:t>The first is ownership of the web channel. Responsibility for it is split across three groups, and no one owns the whole. That split is the plainest reason simple changes take as long as they do, and it is the finding I would fix first. The second is the digital spend itself. A large share of it runs through outside contracts that no single person inside the company manages, so the firm cannot see its own total without assembling it by hand. I have built a first version of that total, and the figures behind both findings are documented and traced to their sources.</w:t>
       </w:r>
     </w:p>
     <w:p>
-      <w:pPr>
-        <w:pStyle w:val="ListBullet"/>
-      </w:pPr>
       <w:r>
-        <w:t>The leadership and front-line interviews are complete. Jason Torres sat in on the executive sessions, and between his read and ours we have a clear sense of where the leadership team wants the model to change and where it wants to be left alone.</w:t>
+        <w:t>Alongside the map, I reconciled the spend baseline against the general ledger and separated the cost of running the operation from the cost of changing it, because the two had been booked together and the distinction matters for the design. The reconciliation ties out within a small margin. The single gap is the contract figure I note under risks.</w:t>
       </w:r>
     </w:p>
     <w:p>
-      <w:pPr>
-        <w:pStyle w:val="ListBullet"/>
-      </w:pPr>
       <w:r>
-        <w:t>A baseline of the cost to serve is built for the in-scope work and reconciled to the finance figures. That gives us a number both sides accept, which the design options can then be measured against instead of argued over.</w:t>
-      </w:r>
-    </w:p>
-    <w:p>
-      <w:pPr>
-        <w:pStyle w:val="ListBullet"/>
-      </w:pPr>
-      <w:r>
-        <w:t>A first set of design principles is drafted and was tested in a short working session with the client team. It held up well enough to build on, with a few points sent back for rework.</w:t>
+        <w:t>We held two working sessions with the client's team this period. Both were well attended, and the managers were candid about where the current setup fails them, which is the reason the current-state map is as specific as it is. I minuted both sessions and circulated the notes the same week.</w:t>
       </w:r>
     </w:p>
     <w:p>
@@ -78,44 +61,12 @@
         <w:pStyle w:val="Heading2"/>
       </w:pPr>
       <w:r>
-        <w:t>Planned for the coming weeks</w:t>
+        <w:t>The budget</w:t>
       </w:r>
     </w:p>
     <w:p>
       <w:r>
-        <w:t>The second half of the engagement turns the assessment into a design the leadership team can decide on. The main pieces of that work are set out below.</w:t>
-      </w:r>
-    </w:p>
-    <w:p>
-      <w:pPr>
-        <w:pStyle w:val="ListBullet"/>
-      </w:pPr>
-      <w:r>
-        <w:t>Develop the target operating model options. Each will come with the structure and roles it implies, the way work would flow through it, and a plain statement of what it would cost to run. We expect this to produce a short list of options for the leadership team to weigh, not a single answer handed down.</w:t>
-      </w:r>
-    </w:p>
-    <w:p>
-      <w:pPr>
-        <w:pStyle w:val="ListBullet"/>
-      </w:pPr>
-      <w:r>
-        <w:t>Size the difference. Every option will be measured against the cost-to-serve baseline, so the choice can rest on figures the team has already agreed, not on preference.</w:t>
-      </w:r>
-    </w:p>
-    <w:p>
-      <w:pPr>
-        <w:pStyle w:val="ListBullet"/>
-      </w:pPr>
-      <w:r>
-        <w:t>Lay out the path for the option the client selects: the order the changes would happen in, what each stage asks of the organization, and the decisions leadership would need to make along the way.</w:t>
-      </w:r>
-    </w:p>
-    <w:p>
-      <w:pPr>
-        <w:pStyle w:val="ListBullet"/>
-      </w:pPr>
-      <w:r>
-        <w:t>Bring the options to a design review that Jason Torres will lead, and fold the leadership team's direction back into a single recommended model.</w:t>
+        <w:t>The engagement is billed at a fixed fee of $106,000. About half of that is earned as of this report, which matches the share of the work now done. On the current plan the remainder can be delivered inside the fixed fee, and I do not expect to ask for more. One caveat holds. If confirming the contract spend means reading the underlying agreements one at a time, that is more hours than the plan carries. Should it come to that, we will bring it to you before the work starts, not after.</w:t>
       </w:r>
     </w:p>
     <w:p>
@@ -123,36 +74,12 @@
         <w:pStyle w:val="Heading2"/>
       </w:pPr>
       <w:r>
-        <w:t>Open items and risks</w:t>
+        <w:t>The next several weeks</w:t>
       </w:r>
     </w:p>
     <w:p>
       <w:r>
-        <w:t>A few things could slow the second half, and one decision sits with the client. They are worth naming while there is time to act on them.</w:t>
-      </w:r>
-    </w:p>
-    <w:p>
-      <w:pPr>
-        <w:pStyle w:val="ListBullet"/>
-      </w:pPr>
-      <w:r>
-        <w:t>Cost detail for one of the in-scope functions is still incomplete. We have enough to map the processes but not yet the full cost picture. If it does not come through in the next couple of weeks, the savings estimate for that function will carry a wider range than the others, and I will say so plainly when we present it.</w:t>
-      </w:r>
-    </w:p>
-    <w:p>
-      <w:pPr>
-        <w:pStyle w:val="ListBullet"/>
-      </w:pPr>
-      <w:r>
-        <w:t>Access to a few of the operating sites came later than we asked for, so the read on those sites is thinner. We do not think it changes the design, and we will confirm that before the review, not carry an assumption into it.</w:t>
-      </w:r>
-    </w:p>
-    <w:p>
-      <w:pPr>
-        <w:pStyle w:val="ListBullet"/>
-      </w:pPr>
-      <w:r>
-        <w:t>The design needs one decision from leadership: how far to standardize across the business units, and where to leave room for local difference. We will bring a recommendation, but the direction is the client's to set, and an early steer would help us keep the design focused.</w:t>
+        <w:t>The design work begins now. I will draft the target operating model for the digital function: a single owner for the web channel, decision rights written down plainly, and a structure that matches where the money and the work actually sit. Against that I will set out what the change costs and what it returns, kept honest about which savings are real in the first year and which depend on existing contracts running their course. Jason Torres and I will bring the first cut to a working session before it hardens, so the client's managers can argue with it while it can still move. The briefing that draws the streams into one view is planned for the back half of the engagement.</w:t>
       </w:r>
     </w:p>
     <w:p>
@@ -160,17 +87,25 @@
         <w:pStyle w:val="Heading2"/>
       </w:pPr>
       <w:r>
-        <w:t>A closing note</w:t>
+        <w:t>What I am watching</w:t>
       </w:r>
     </w:p>
     <w:p>
       <w:r>
-        <w:t>My own read is short. The assessment gave us a solid base that both sides agree on, and the risk from here is less about the analysis than about the pace of decisions. The model options will be ready on schedule. What will determine whether the second half stays on track is how quickly the leadership team settles the standardization question, and I will flag it again next time if it is still open. If it would help, Jason Torres and I are glad to walk the executive team through the current thinking before the formal review. Questions on this report are best sent to me directly.</w:t>
+        <w:t>There is one assumption and one dependency. The assumption is the contract-spend figure. I have estimated the total from the ledger, but part of it sits in agreements I have not seen in full, and if those come in materially different the savings case moves with them. I am flagging it now because the number is not one I can yet stand behind. The dependency is access to the manager who owns the client's core systems. His calendar has been hard to reach, and two of the interviews the design needs are with him. If they slip past next week, the design slips with them.</w:t>
+      </w:r>
+    </w:p>
+    <w:p>
+      <w:pPr>
+        <w:pStyle w:val="Heading2"/>
+      </w:pPr>
+      <w:r>
+        <w:t>What I need from you</w:t>
       </w:r>
     </w:p>
     <w:p>
       <w:r>
-        <w:t>Deborah Allen, Consultant, Advisory</w:t>
+        <w:t>One decision this week keeps the rest on plan. Either confirm the contract-spend figures I already have, or open the underlying agreements so that I can confirm them myself. I will send the exact list of what I need, contract by contract, the day this report reaches you.</w:t>
       </w:r>
     </w:p>
     <w:sectPr>
